--- a/fixtures/docx/rev-mixed.docx
+++ b/fixtures/docx/rev-mixed.docx
@@ -6,14 +6,14 @@
       <w:r>
         <w:t>Alpha beta</w:t>
       </w:r>
-      <w:ins w:id="0" w:author="Author A" w:date="2026-10-11T15:20:00Z" w16du:dateUtc="2026-10-11T14:20:00Z">
+      <w:ins w:id="0" w:author="Author A" w:date="2026-10-11T18:21:00Z" w16du:dateUtc="2026-10-11T17:21:00Z">
         <w:r>
           <w:t xml:space="preserve"> </w:t>
         </w:r>
         <w:r>
           <w:rPr>
             <w:b/>
-            <w:rPrChange w:id="1" w:author="Author A" w:date="2026-10-11T15:20:00Z" w16du:dateUtc="2026-10-11T14:20:00Z">
+            <w:rPrChange w:id="1" w:author="Author A" w:date="2026-10-11T18:21:00Z" w16du:dateUtc="2026-10-11T17:21:00Z">
               <w:rPr/>
             </w:rPrChange>
           </w:rPr>
@@ -23,11 +23,11 @@
       <w:r>
         <w:t xml:space="preserve"> </w:t>
       </w:r>
-      <w:del w:id="2" w:author="Author A" w:date="2026-10-11T15:20:00Z" w16du:dateUtc="2026-10-11T14:20:00Z">
+      <w:del w:id="2" w:author="Author A" w:date="2026-10-11T18:21:00Z" w16du:dateUtc="2026-10-11T17:21:00Z">
         <w:r>
           <w:rPr>
             <w:i/>
-            <w:rPrChange w:id="3" w:author="Author A" w:date="2026-10-11T15:20:00Z" w16du:dateUtc="2026-10-11T14:20:00Z">
+            <w:rPrChange w:id="3" w:author="Author A" w:date="2026-10-11T18:21:00Z" w16du:dateUtc="2026-10-11T17:21:00Z">
               <w:rPr/>
             </w:rPrChange>
           </w:rPr>
@@ -44,19 +44,19 @@
     <w:p>
       <w:pPr>
         <w:jc w:val="right"/>
-        <w:pPrChange w:id="4" w:author="Author A" w:date="2026-10-11T15:20:00Z" w16du:dateUtc="2026-10-11T14:20:00Z">
+        <w:pPrChange w:id="4" w:author="Author A" w:date="2026-10-11T18:21:00Z" w16du:dateUtc="2026-10-11T17:21:00Z">
           <w:pPr/>
         </w:pPrChange>
       </w:pPr>
       <w:r>
         <w:t xml:space="preserve">Second </w:t>
       </w:r>
-      <w:ins w:id="5" w:author="Author A" w:date="2026-10-11T15:20:00Z" w16du:dateUtc="2026-10-11T14:20:00Z">
+      <w:ins w:id="5" w:author="Author A" w:date="2026-10-11T18:21:00Z" w16du:dateUtc="2026-10-11T17:21:00Z">
         <w:r>
           <w:t>LINE</w:t>
         </w:r>
       </w:ins>
-      <w:del w:id="6" w:author="Author A" w:date="2026-10-11T15:20:00Z" w16du:dateUtc="2026-10-11T14:20:00Z">
+      <w:del w:id="6" w:author="Author A" w:date="2026-10-11T18:21:00Z" w16du:dateUtc="2026-10-11T17:21:00Z">
         <w:r>
           <w:delText>line</w:delText>
         </w:r>
@@ -68,12 +68,12 @@
     <w:p>
       <w:pPr>
         <w:rPr>
-          <w:ins w:id="7" w:author="Author A" w:date="2026-10-11T15:20:00Z" w16du:dateUtc="2026-10-11T14:20:00Z"/>
+          <w:ins w:id="7" w:author="Author A" w:date="2026-10-11T18:21:00Z" w16du:dateUtc="2026-10-11T17:21:00Z"/>
         </w:rPr>
       </w:pPr>
     </w:p>
     <w:p>
-      <w:ins w:id="8" w:author="Author A" w:date="2026-10-11T15:20:00Z" w16du:dateUtc="2026-10-11T14:20:00Z">
+      <w:ins w:id="8" w:author="Author A" w:date="2026-10-11T18:21:00Z" w16du:dateUtc="2026-10-11T17:21:00Z">
         <w:r>
           <w:t>Inserted before third</w:t>
         </w:r>
@@ -508,7 +508,7 @@
     <w:link w:val="Heading1Char"/>
     <w:uiPriority w:val="9"/>
     <w:qFormat/>
-    <w:rsid w:val="005F369C"/>
+    <w:rsid w:val="005528D5"/>
     <w:pPr>
       <w:keepNext/>
       <w:keepLines/>
@@ -531,7 +531,7 @@
     <w:semiHidden/>
     <w:unhideWhenUsed/>
     <w:qFormat/>
-    <w:rsid w:val="005F369C"/>
+    <w:rsid w:val="005528D5"/>
     <w:pPr>
       <w:keepNext/>
       <w:keepLines/>
@@ -554,7 +554,7 @@
     <w:semiHidden/>
     <w:unhideWhenUsed/>
     <w:qFormat/>
-    <w:rsid w:val="005F369C"/>
+    <w:rsid w:val="005528D5"/>
     <w:pPr>
       <w:keepNext/>
       <w:keepLines/>
@@ -577,7 +577,7 @@
     <w:semiHidden/>
     <w:unhideWhenUsed/>
     <w:qFormat/>
-    <w:rsid w:val="005F369C"/>
+    <w:rsid w:val="005528D5"/>
     <w:pPr>
       <w:keepNext/>
       <w:keepLines/>
@@ -600,7 +600,7 @@
     <w:semiHidden/>
     <w:unhideWhenUsed/>
     <w:qFormat/>
-    <w:rsid w:val="005F369C"/>
+    <w:rsid w:val="005528D5"/>
     <w:pPr>
       <w:keepNext/>
       <w:keepLines/>
@@ -621,7 +621,7 @@
     <w:semiHidden/>
     <w:unhideWhenUsed/>
     <w:qFormat/>
-    <w:rsid w:val="005F369C"/>
+    <w:rsid w:val="005528D5"/>
     <w:pPr>
       <w:keepNext/>
       <w:keepLines/>
@@ -644,7 +644,7 @@
     <w:semiHidden/>
     <w:unhideWhenUsed/>
     <w:qFormat/>
-    <w:rsid w:val="005F369C"/>
+    <w:rsid w:val="005528D5"/>
     <w:pPr>
       <w:keepNext/>
       <w:keepLines/>
@@ -665,7 +665,7 @@
     <w:semiHidden/>
     <w:unhideWhenUsed/>
     <w:qFormat/>
-    <w:rsid w:val="005F369C"/>
+    <w:rsid w:val="005528D5"/>
     <w:pPr>
       <w:keepNext/>
       <w:keepLines/>
@@ -688,7 +688,7 @@
     <w:semiHidden/>
     <w:unhideWhenUsed/>
     <w:qFormat/>
-    <w:rsid w:val="005F369C"/>
+    <w:rsid w:val="005528D5"/>
     <w:pPr>
       <w:keepNext/>
       <w:keepLines/>
@@ -732,7 +732,7 @@
     <w:basedOn w:val="DefaultParagraphFont"/>
     <w:link w:val="Heading1"/>
     <w:uiPriority w:val="9"/>
-    <w:rsid w:val="005F369C"/>
+    <w:rsid w:val="005528D5"/>
     <w:rPr>
       <w:rFonts w:asciiTheme="majorHAnsi" w:eastAsiaTheme="majorEastAsia" w:hAnsiTheme="majorHAnsi" w:cstheme="majorBidi"/>
       <w:color w:val="2F5496" w:themeColor="accent1" w:themeShade="BF"/>
@@ -746,7 +746,7 @@
     <w:link w:val="Heading2"/>
     <w:uiPriority w:val="9"/>
     <w:semiHidden/>
-    <w:rsid w:val="005F369C"/>
+    <w:rsid w:val="005528D5"/>
     <w:rPr>
       <w:rFonts w:asciiTheme="majorHAnsi" w:eastAsiaTheme="majorEastAsia" w:hAnsiTheme="majorHAnsi" w:cstheme="majorBidi"/>
       <w:color w:val="2F5496" w:themeColor="accent1" w:themeShade="BF"/>
@@ -760,7 +760,7 @@
     <w:link w:val="Heading3"/>
     <w:uiPriority w:val="9"/>
     <w:semiHidden/>
-    <w:rsid w:val="005F369C"/>
+    <w:rsid w:val="005528D5"/>
     <w:rPr>
       <w:rFonts w:eastAsiaTheme="majorEastAsia" w:cstheme="majorBidi"/>
       <w:color w:val="2F5496" w:themeColor="accent1" w:themeShade="BF"/>
@@ -774,7 +774,7 @@
     <w:link w:val="Heading4"/>
     <w:uiPriority w:val="9"/>
     <w:semiHidden/>
-    <w:rsid w:val="005F369C"/>
+    <w:rsid w:val="005528D5"/>
     <w:rPr>
       <w:rFonts w:eastAsiaTheme="majorEastAsia" w:cstheme="majorBidi"/>
       <w:i/>
@@ -788,7 +788,7 @@
     <w:link w:val="Heading5"/>
     <w:uiPriority w:val="9"/>
     <w:semiHidden/>
-    <w:rsid w:val="005F369C"/>
+    <w:rsid w:val="005528D5"/>
     <w:rPr>
       <w:rFonts w:eastAsiaTheme="majorEastAsia" w:cstheme="majorBidi"/>
       <w:color w:val="2F5496" w:themeColor="accent1" w:themeShade="BF"/>
@@ -800,7 +800,7 @@
     <w:link w:val="Heading6"/>
     <w:uiPriority w:val="9"/>
     <w:semiHidden/>
-    <w:rsid w:val="005F369C"/>
+    <w:rsid w:val="005528D5"/>
     <w:rPr>
       <w:rFonts w:eastAsiaTheme="majorEastAsia" w:cstheme="majorBidi"/>
       <w:i/>
@@ -814,7 +814,7 @@
     <w:link w:val="Heading7"/>
     <w:uiPriority w:val="9"/>
     <w:semiHidden/>
-    <w:rsid w:val="005F369C"/>
+    <w:rsid w:val="005528D5"/>
     <w:rPr>
       <w:rFonts w:eastAsiaTheme="majorEastAsia" w:cstheme="majorBidi"/>
       <w:color w:val="595959" w:themeColor="text1" w:themeTint="A6"/>
@@ -826,7 +826,7 @@
     <w:link w:val="Heading8"/>
     <w:uiPriority w:val="9"/>
     <w:semiHidden/>
-    <w:rsid w:val="005F369C"/>
+    <w:rsid w:val="005528D5"/>
     <w:rPr>
       <w:rFonts w:eastAsiaTheme="majorEastAsia" w:cstheme="majorBidi"/>
       <w:i/>
@@ -840,7 +840,7 @@
     <w:link w:val="Heading9"/>
     <w:uiPriority w:val="9"/>
     <w:semiHidden/>
-    <w:rsid w:val="005F369C"/>
+    <w:rsid w:val="005528D5"/>
     <w:rPr>
       <w:rFonts w:eastAsiaTheme="majorEastAsia" w:cstheme="majorBidi"/>
       <w:color w:val="272727" w:themeColor="text1" w:themeTint="D8"/>
@@ -853,7 +853,7 @@
     <w:link w:val="TitleChar"/>
     <w:uiPriority w:val="10"/>
     <w:qFormat/>
-    <w:rsid w:val="005F369C"/>
+    <w:rsid w:val="005528D5"/>
     <w:pPr>
       <w:spacing w:after="80" w:line="240" w:lineRule="auto"/>
       <w:contextualSpacing/>
@@ -871,7 +871,7 @@
     <w:basedOn w:val="DefaultParagraphFont"/>
     <w:link w:val="Title"/>
     <w:uiPriority w:val="10"/>
-    <w:rsid w:val="005F369C"/>
+    <w:rsid w:val="005528D5"/>
     <w:rPr>
       <w:rFonts w:asciiTheme="majorHAnsi" w:eastAsiaTheme="majorEastAsia" w:hAnsiTheme="majorHAnsi" w:cstheme="majorBidi"/>
       <w:spacing w:val="-10"/>
@@ -887,7 +887,7 @@
     <w:link w:val="SubtitleChar"/>
     <w:uiPriority w:val="11"/>
     <w:qFormat/>
-    <w:rsid w:val="005F369C"/>
+    <w:rsid w:val="005528D5"/>
     <w:pPr>
       <w:numPr>
         <w:ilvl w:val="1"/>
@@ -906,7 +906,7 @@
     <w:basedOn w:val="DefaultParagraphFont"/>
     <w:link w:val="Subtitle"/>
     <w:uiPriority w:val="11"/>
-    <w:rsid w:val="005F369C"/>
+    <w:rsid w:val="005528D5"/>
     <w:rPr>
       <w:rFonts w:eastAsiaTheme="majorEastAsia" w:cstheme="majorBidi"/>
       <w:color w:val="595959" w:themeColor="text1" w:themeTint="A6"/>
@@ -922,7 +922,7 @@
     <w:link w:val="QuoteChar"/>
     <w:uiPriority w:val="29"/>
     <w:qFormat/>
-    <w:rsid w:val="005F369C"/>
+    <w:rsid w:val="005528D5"/>
     <w:pPr>
       <w:spacing w:before="160"/>
       <w:jc w:val="center"/>
@@ -938,7 +938,7 @@
     <w:basedOn w:val="DefaultParagraphFont"/>
     <w:link w:val="Quote"/>
     <w:uiPriority w:val="29"/>
-    <w:rsid w:val="005F369C"/>
+    <w:rsid w:val="005528D5"/>
     <w:rPr>
       <w:i/>
       <w:iCs/>
@@ -950,7 +950,7 @@
     <w:basedOn w:val="Normal"/>
     <w:uiPriority w:val="34"/>
     <w:qFormat/>
-    <w:rsid w:val="005F369C"/>
+    <w:rsid w:val="005528D5"/>
     <w:pPr>
       <w:ind w:left="720"/>
       <w:contextualSpacing/>
@@ -961,7 +961,7 @@
     <w:basedOn w:val="DefaultParagraphFont"/>
     <w:uiPriority w:val="21"/>
     <w:qFormat/>
-    <w:rsid w:val="005F369C"/>
+    <w:rsid w:val="005528D5"/>
     <w:rPr>
       <w:i/>
       <w:iCs/>
@@ -975,7 +975,7 @@
     <w:link w:val="IntenseQuoteChar"/>
     <w:uiPriority w:val="30"/>
     <w:qFormat/>
-    <w:rsid w:val="005F369C"/>
+    <w:rsid w:val="005528D5"/>
     <w:pPr>
       <w:pBdr>
         <w:top w:val="single" w:sz="4" w:space="10" w:color="2F5496" w:themeColor="accent1" w:themeShade="BF"/>
@@ -996,7 +996,7 @@
     <w:basedOn w:val="DefaultParagraphFont"/>
     <w:link w:val="IntenseQuote"/>
     <w:uiPriority w:val="30"/>
-    <w:rsid w:val="005F369C"/>
+    <w:rsid w:val="005528D5"/>
     <w:rPr>
       <w:i/>
       <w:iCs/>
@@ -1008,7 +1008,7 @@
     <w:basedOn w:val="DefaultParagraphFont"/>
     <w:uiPriority w:val="32"/>
     <w:qFormat/>
-    <w:rsid w:val="005F369C"/>
+    <w:rsid w:val="005528D5"/>
     <w:rPr>
       <w:b/>
       <w:bCs/>
@@ -1022,7 +1022,7 @@
     <w:hidden/>
     <w:uiPriority w:val="99"/>
     <w:semiHidden/>
-    <w:rsid w:val="005F369C"/>
+    <w:rsid w:val="005528D5"/>
     <w:pPr>
       <w:spacing w:after="0" w:line="240" w:lineRule="auto"/>
     </w:pPr>
